--- a/tillsyn/A 58017-2025 tillsynsbegäran.docx
+++ b/tillsyn/A 58017-2025 tillsynsbegäran.docx
@@ -229,7 +229,7 @@
     <w:r>
       <w:tab/>
       <w:tab/>
-      <w:t>2025-11-22</w:t>
+      <w:t>2025-11-23</w:t>
       <w:br/>
       <w:br/>
     </w:r>

--- a/tillsyn/A 58017-2025 tillsynsbegäran.docx
+++ b/tillsyn/A 58017-2025 tillsynsbegäran.docx
@@ -229,7 +229,7 @@
     <w:r>
       <w:tab/>
       <w:tab/>
-      <w:t>2025-11-23</w:t>
+      <w:t>2025-11-24</w:t>
       <w:br/>
       <w:br/>
     </w:r>

--- a/tillsyn/A 58017-2025 tillsynsbegäran.docx
+++ b/tillsyn/A 58017-2025 tillsynsbegäran.docx
@@ -229,7 +229,7 @@
     <w:r>
       <w:tab/>
       <w:tab/>
-      <w:t>2025-11-24</w:t>
+      <w:t>2025-11-25</w:t>
       <w:br/>
       <w:br/>
     </w:r>

--- a/tillsyn/A 58017-2025 tillsynsbegäran.docx
+++ b/tillsyn/A 58017-2025 tillsynsbegäran.docx
@@ -229,7 +229,7 @@
     <w:r>
       <w:tab/>
       <w:tab/>
-      <w:t>2025-11-25</w:t>
+      <w:t>2025-11-26</w:t>
       <w:br/>
       <w:br/>
     </w:r>

--- a/tillsyn/A 58017-2025 tillsynsbegäran.docx
+++ b/tillsyn/A 58017-2025 tillsynsbegäran.docx
@@ -229,7 +229,7 @@
     <w:r>
       <w:tab/>
       <w:tab/>
-      <w:t>2025-11-26</w:t>
+      <w:t>2025-11-27</w:t>
       <w:br/>
       <w:br/>
     </w:r>

--- a/tillsyn/A 58017-2025 tillsynsbegäran.docx
+++ b/tillsyn/A 58017-2025 tillsynsbegäran.docx
@@ -229,7 +229,7 @@
     <w:r>
       <w:tab/>
       <w:tab/>
-      <w:t>2025-11-27</w:t>
+      <w:t>2025-11-28</w:t>
       <w:br/>
       <w:br/>
     </w:r>

--- a/tillsyn/A 58017-2025 tillsynsbegäran.docx
+++ b/tillsyn/A 58017-2025 tillsynsbegäran.docx
@@ -229,7 +229,7 @@
     <w:r>
       <w:tab/>
       <w:tab/>
-      <w:t>2025-11-28</w:t>
+      <w:t>2025-11-29</w:t>
       <w:br/>
       <w:br/>
     </w:r>

--- a/tillsyn/A 58017-2025 tillsynsbegäran.docx
+++ b/tillsyn/A 58017-2025 tillsynsbegäran.docx
@@ -229,7 +229,7 @@
     <w:r>
       <w:tab/>
       <w:tab/>
-      <w:t>2025-11-29</w:t>
+      <w:t>2025-11-30</w:t>
       <w:br/>
       <w:br/>
     </w:r>

--- a/tillsyn/A 58017-2025 tillsynsbegäran.docx
+++ b/tillsyn/A 58017-2025 tillsynsbegäran.docx
@@ -229,7 +229,7 @@
     <w:r>
       <w:tab/>
       <w:tab/>
-      <w:t>2025-11-30</w:t>
+      <w:t>2025-12-01</w:t>
       <w:br/>
       <w:br/>
     </w:r>

--- a/tillsyn/A 58017-2025 tillsynsbegäran.docx
+++ b/tillsyn/A 58017-2025 tillsynsbegäran.docx
@@ -229,7 +229,7 @@
     <w:r>
       <w:tab/>
       <w:tab/>
-      <w:t>2025-12-01</w:t>
+      <w:t>2025-12-02</w:t>
       <w:br/>
       <w:br/>
     </w:r>

--- a/tillsyn/A 58017-2025 tillsynsbegäran.docx
+++ b/tillsyn/A 58017-2025 tillsynsbegäran.docx
@@ -229,7 +229,7 @@
     <w:r>
       <w:tab/>
       <w:tab/>
-      <w:t>2025-12-02</w:t>
+      <w:t>2025-12-03</w:t>
       <w:br/>
       <w:br/>
     </w:r>

--- a/tillsyn/A 58017-2025 tillsynsbegäran.docx
+++ b/tillsyn/A 58017-2025 tillsynsbegäran.docx
@@ -229,7 +229,7 @@
     <w:r>
       <w:tab/>
       <w:tab/>
-      <w:t>2025-12-03</w:t>
+      <w:t>2025-12-04</w:t>
       <w:br/>
       <w:br/>
     </w:r>

--- a/tillsyn/A 58017-2025 tillsynsbegäran.docx
+++ b/tillsyn/A 58017-2025 tillsynsbegäran.docx
@@ -229,7 +229,7 @@
     <w:r>
       <w:tab/>
       <w:tab/>
-      <w:t>2025-12-04</w:t>
+      <w:t>2025-12-05</w:t>
       <w:br/>
       <w:br/>
     </w:r>

--- a/tillsyn/A 58017-2025 tillsynsbegäran.docx
+++ b/tillsyn/A 58017-2025 tillsynsbegäran.docx
@@ -229,7 +229,7 @@
     <w:r>
       <w:tab/>
       <w:tab/>
-      <w:t>2025-12-05</w:t>
+      <w:t>2025-12-06</w:t>
       <w:br/>
       <w:br/>
     </w:r>

--- a/tillsyn/A 58017-2025 tillsynsbegäran.docx
+++ b/tillsyn/A 58017-2025 tillsynsbegäran.docx
@@ -229,7 +229,7 @@
     <w:r>
       <w:tab/>
       <w:tab/>
-      <w:t>2025-12-06</w:t>
+      <w:t>2025-12-07</w:t>
       <w:br/>
       <w:br/>
     </w:r>

--- a/tillsyn/A 58017-2025 tillsynsbegäran.docx
+++ b/tillsyn/A 58017-2025 tillsynsbegäran.docx
@@ -229,7 +229,7 @@
     <w:r>
       <w:tab/>
       <w:tab/>
-      <w:t>2025-12-07</w:t>
+      <w:t>2025-12-08</w:t>
       <w:br/>
       <w:br/>
     </w:r>

--- a/tillsyn/A 58017-2025 tillsynsbegäran.docx
+++ b/tillsyn/A 58017-2025 tillsynsbegäran.docx
@@ -229,7 +229,7 @@
     <w:r>
       <w:tab/>
       <w:tab/>
-      <w:t>2025-12-08</w:t>
+      <w:t>2025-12-09</w:t>
       <w:br/>
       <w:br/>
     </w:r>

--- a/tillsyn/A 58017-2025 tillsynsbegäran.docx
+++ b/tillsyn/A 58017-2025 tillsynsbegäran.docx
@@ -229,7 +229,7 @@
     <w:r>
       <w:tab/>
       <w:tab/>
-      <w:t>2025-12-09</w:t>
+      <w:t>2025-12-10</w:t>
       <w:br/>
       <w:br/>
     </w:r>

--- a/tillsyn/A 58017-2025 tillsynsbegäran.docx
+++ b/tillsyn/A 58017-2025 tillsynsbegäran.docx
@@ -229,7 +229,7 @@
     <w:r>
       <w:tab/>
       <w:tab/>
-      <w:t>2025-12-10</w:t>
+      <w:t>2025-12-11</w:t>
       <w:br/>
       <w:br/>
     </w:r>

--- a/tillsyn/A 58017-2025 tillsynsbegäran.docx
+++ b/tillsyn/A 58017-2025 tillsynsbegäran.docx
@@ -229,7 +229,7 @@
     <w:r>
       <w:tab/>
       <w:tab/>
-      <w:t>2025-12-11</w:t>
+      <w:t>2025-12-12</w:t>
       <w:br/>
       <w:br/>
     </w:r>

--- a/tillsyn/A 58017-2025 tillsynsbegäran.docx
+++ b/tillsyn/A 58017-2025 tillsynsbegäran.docx
@@ -229,7 +229,7 @@
     <w:r>
       <w:tab/>
       <w:tab/>
-      <w:t>2025-12-12</w:t>
+      <w:t>2025-12-13</w:t>
       <w:br/>
       <w:br/>
     </w:r>

--- a/tillsyn/A 58017-2025 tillsynsbegäran.docx
+++ b/tillsyn/A 58017-2025 tillsynsbegäran.docx
@@ -229,7 +229,7 @@
     <w:r>
       <w:tab/>
       <w:tab/>
-      <w:t>2025-12-19</w:t>
+      <w:t>2025-12-20</w:t>
       <w:br/>
       <w:br/>
     </w:r>

--- a/tillsyn/A 58017-2025 tillsynsbegäran.docx
+++ b/tillsyn/A 58017-2025 tillsynsbegäran.docx
@@ -229,7 +229,7 @@
     <w:r>
       <w:tab/>
       <w:tab/>
-      <w:t>2025-12-20</w:t>
+      <w:t>2025-12-21</w:t>
       <w:br/>
       <w:br/>
     </w:r>

--- a/tillsyn/A 58017-2025 tillsynsbegäran.docx
+++ b/tillsyn/A 58017-2025 tillsynsbegäran.docx
@@ -229,7 +229,7 @@
     <w:r>
       <w:tab/>
       <w:tab/>
-      <w:t>2025-12-21</w:t>
+      <w:t>2025-12-22</w:t>
       <w:br/>
       <w:br/>
     </w:r>

--- a/tillsyn/A 58017-2025 tillsynsbegäran.docx
+++ b/tillsyn/A 58017-2025 tillsynsbegäran.docx
@@ -229,7 +229,7 @@
     <w:r>
       <w:tab/>
       <w:tab/>
-      <w:t>2025-12-22</w:t>
+      <w:t>2025-12-26</w:t>
       <w:br/>
       <w:br/>
     </w:r>

--- a/tillsyn/A 58017-2025 tillsynsbegäran.docx
+++ b/tillsyn/A 58017-2025 tillsynsbegäran.docx
@@ -229,7 +229,7 @@
     <w:r>
       <w:tab/>
       <w:tab/>
-      <w:t>2026-01-03</w:t>
+      <w:t>2026-01-04</w:t>
       <w:br/>
       <w:br/>
     </w:r>

--- a/tillsyn/A 58017-2025 tillsynsbegäran.docx
+++ b/tillsyn/A 58017-2025 tillsynsbegäran.docx
@@ -229,7 +229,7 @@
     <w:r>
       <w:tab/>
       <w:tab/>
-      <w:t>2026-01-07</w:t>
+      <w:t>2026-01-08</w:t>
       <w:br/>
       <w:br/>
     </w:r>

--- a/tillsyn/A 58017-2025 tillsynsbegäran.docx
+++ b/tillsyn/A 58017-2025 tillsynsbegäran.docx
@@ -229,7 +229,7 @@
     <w:r>
       <w:tab/>
       <w:tab/>
-      <w:t>2026-01-08</w:t>
+      <w:t>2026-01-09</w:t>
       <w:br/>
       <w:br/>
     </w:r>

--- a/tillsyn/A 58017-2025 tillsynsbegäran.docx
+++ b/tillsyn/A 58017-2025 tillsynsbegäran.docx
@@ -229,7 +229,7 @@
     <w:r>
       <w:tab/>
       <w:tab/>
-      <w:t>2026-01-09</w:t>
+      <w:t>2026-01-10</w:t>
       <w:br/>
       <w:br/>
     </w:r>

--- a/tillsyn/A 58017-2025 tillsynsbegäran.docx
+++ b/tillsyn/A 58017-2025 tillsynsbegäran.docx
@@ -229,7 +229,7 @@
     <w:r>
       <w:tab/>
       <w:tab/>
-      <w:t>2026-01-10</w:t>
+      <w:t>2026-01-11</w:t>
       <w:br/>
       <w:br/>
     </w:r>

--- a/tillsyn/A 58017-2025 tillsynsbegäran.docx
+++ b/tillsyn/A 58017-2025 tillsynsbegäran.docx
@@ -229,7 +229,7 @@
     <w:r>
       <w:tab/>
       <w:tab/>
-      <w:t>2026-01-11</w:t>
+      <w:t>2026-01-12</w:t>
       <w:br/>
       <w:br/>
     </w:r>

--- a/tillsyn/A 58017-2025 tillsynsbegäran.docx
+++ b/tillsyn/A 58017-2025 tillsynsbegäran.docx
@@ -229,7 +229,7 @@
     <w:r>
       <w:tab/>
       <w:tab/>
-      <w:t>2026-01-12</w:t>
+      <w:t>2026-01-13</w:t>
       <w:br/>
       <w:br/>
     </w:r>

--- a/tillsyn/A 58017-2025 tillsynsbegäran.docx
+++ b/tillsyn/A 58017-2025 tillsynsbegäran.docx
@@ -229,7 +229,7 @@
     <w:r>
       <w:tab/>
       <w:tab/>
-      <w:t>2026-01-13</w:t>
+      <w:t>2026-01-14</w:t>
       <w:br/>
       <w:br/>
     </w:r>

--- a/tillsyn/A 58017-2025 tillsynsbegäran.docx
+++ b/tillsyn/A 58017-2025 tillsynsbegäran.docx
@@ -229,7 +229,7 @@
     <w:r>
       <w:tab/>
       <w:tab/>
-      <w:t>2026-01-14</w:t>
+      <w:t>2026-01-15</w:t>
       <w:br/>
       <w:br/>
     </w:r>

--- a/tillsyn/A 58017-2025 tillsynsbegäran.docx
+++ b/tillsyn/A 58017-2025 tillsynsbegäran.docx
@@ -229,7 +229,7 @@
     <w:r>
       <w:tab/>
       <w:tab/>
-      <w:t>2026-01-15</w:t>
+      <w:t>2026-01-16</w:t>
       <w:br/>
       <w:br/>
     </w:r>

--- a/tillsyn/A 58017-2025 tillsynsbegäran.docx
+++ b/tillsyn/A 58017-2025 tillsynsbegäran.docx
@@ -229,7 +229,7 @@
     <w:r>
       <w:tab/>
       <w:tab/>
-      <w:t>2026-01-16</w:t>
+      <w:t>2026-01-17</w:t>
       <w:br/>
       <w:br/>
     </w:r>

--- a/tillsyn/A 58017-2025 tillsynsbegäran.docx
+++ b/tillsyn/A 58017-2025 tillsynsbegäran.docx
@@ -229,7 +229,7 @@
     <w:r>
       <w:tab/>
       <w:tab/>
-      <w:t>2026-01-17</w:t>
+      <w:t>2026-01-18</w:t>
       <w:br/>
       <w:br/>
     </w:r>

--- a/tillsyn/A 58017-2025 tillsynsbegäran.docx
+++ b/tillsyn/A 58017-2025 tillsynsbegäran.docx
@@ -229,7 +229,7 @@
     <w:r>
       <w:tab/>
       <w:tab/>
-      <w:t>2026-01-18</w:t>
+      <w:t>2026-01-19</w:t>
       <w:br/>
       <w:br/>
     </w:r>

--- a/tillsyn/A 58017-2025 tillsynsbegäran.docx
+++ b/tillsyn/A 58017-2025 tillsynsbegäran.docx
@@ -229,7 +229,7 @@
     <w:r>
       <w:tab/>
       <w:tab/>
-      <w:t>2026-01-19</w:t>
+      <w:t>2026-01-20</w:t>
       <w:br/>
       <w:br/>
     </w:r>

--- a/tillsyn/A 58017-2025 tillsynsbegäran.docx
+++ b/tillsyn/A 58017-2025 tillsynsbegäran.docx
@@ -229,7 +229,7 @@
     <w:r>
       <w:tab/>
       <w:tab/>
-      <w:t>2026-01-20</w:t>
+      <w:t>2026-01-21</w:t>
       <w:br/>
       <w:br/>
     </w:r>

--- a/tillsyn/A 58017-2025 tillsynsbegäran.docx
+++ b/tillsyn/A 58017-2025 tillsynsbegäran.docx
@@ -229,7 +229,7 @@
     <w:r>
       <w:tab/>
       <w:tab/>
-      <w:t>2026-01-21</w:t>
+      <w:t>2026-01-23</w:t>
       <w:br/>
       <w:br/>
     </w:r>

--- a/tillsyn/A 58017-2025 tillsynsbegäran.docx
+++ b/tillsyn/A 58017-2025 tillsynsbegäran.docx
@@ -229,7 +229,7 @@
     <w:r>
       <w:tab/>
       <w:tab/>
-      <w:t>2026-01-23</w:t>
+      <w:t>2026-01-24</w:t>
       <w:br/>
       <w:br/>
     </w:r>

--- a/tillsyn/A 58017-2025 tillsynsbegäran.docx
+++ b/tillsyn/A 58017-2025 tillsynsbegäran.docx
@@ -229,7 +229,7 @@
     <w:r>
       <w:tab/>
       <w:tab/>
-      <w:t>2026-01-24</w:t>
+      <w:t>2026-01-25</w:t>
       <w:br/>
       <w:br/>
     </w:r>

--- a/tillsyn/A 58017-2025 tillsynsbegäran.docx
+++ b/tillsyn/A 58017-2025 tillsynsbegäran.docx
@@ -229,7 +229,7 @@
     <w:r>
       <w:tab/>
       <w:tab/>
-      <w:t>2026-01-25</w:t>
+      <w:t>2026-01-26</w:t>
       <w:br/>
       <w:br/>
     </w:r>

--- a/tillsyn/A 58017-2025 tillsynsbegäran.docx
+++ b/tillsyn/A 58017-2025 tillsynsbegäran.docx
@@ -229,7 +229,7 @@
     <w:r>
       <w:tab/>
       <w:tab/>
-      <w:t>2026-01-26</w:t>
+      <w:t>2026-01-27</w:t>
       <w:br/>
       <w:br/>
     </w:r>

--- a/tillsyn/A 58017-2025 tillsynsbegäran.docx
+++ b/tillsyn/A 58017-2025 tillsynsbegäran.docx
@@ -229,7 +229,7 @@
     <w:r>
       <w:tab/>
       <w:tab/>
-      <w:t>2026-01-27</w:t>
+      <w:t>2026-01-28</w:t>
       <w:br/>
       <w:br/>
     </w:r>

--- a/tillsyn/A 58017-2025 tillsynsbegäran.docx
+++ b/tillsyn/A 58017-2025 tillsynsbegäran.docx
@@ -247,7 +247,7 @@
     <w:r>
       <w:tab/>
       <w:tab/>
-      <w:t>2026-02-08</w:t>
+      <w:t>2026-02-09</w:t>
       <w:br/>
       <w:br/>
     </w:r>

--- a/tillsyn/A 58017-2025 tillsynsbegäran.docx
+++ b/tillsyn/A 58017-2025 tillsynsbegäran.docx
@@ -247,7 +247,7 @@
     <w:r>
       <w:tab/>
       <w:tab/>
-      <w:t>2026-02-09</w:t>
+      <w:t>2026-02-10</w:t>
       <w:br/>
       <w:br/>
     </w:r>

--- a/tillsyn/A 58017-2025 tillsynsbegäran.docx
+++ b/tillsyn/A 58017-2025 tillsynsbegäran.docx
@@ -247,7 +247,7 @@
     <w:r>
       <w:tab/>
       <w:tab/>
-      <w:t>2026-02-10</w:t>
+      <w:t>2026-02-11</w:t>
       <w:br/>
       <w:br/>
     </w:r>

--- a/tillsyn/A 58017-2025 tillsynsbegäran.docx
+++ b/tillsyn/A 58017-2025 tillsynsbegäran.docx
@@ -247,7 +247,7 @@
     <w:r>
       <w:tab/>
       <w:tab/>
-      <w:t>2026-02-11</w:t>
+      <w:t>2026-02-12</w:t>
       <w:br/>
       <w:br/>
     </w:r>

--- a/tillsyn/A 58017-2025 tillsynsbegäran.docx
+++ b/tillsyn/A 58017-2025 tillsynsbegäran.docx
@@ -247,7 +247,7 @@
     <w:r>
       <w:tab/>
       <w:tab/>
-      <w:t>2026-02-12</w:t>
+      <w:t>2026-02-13</w:t>
       <w:br/>
       <w:br/>
     </w:r>

--- a/tillsyn/A 58017-2025 tillsynsbegäran.docx
+++ b/tillsyn/A 58017-2025 tillsynsbegäran.docx
@@ -247,7 +247,7 @@
     <w:r>
       <w:tab/>
       <w:tab/>
-      <w:t>2026-02-13</w:t>
+      <w:t>2026-02-17</w:t>
       <w:br/>
       <w:br/>
     </w:r>

--- a/tillsyn/A 58017-2025 tillsynsbegäran.docx
+++ b/tillsyn/A 58017-2025 tillsynsbegäran.docx
@@ -247,7 +247,7 @@
     <w:r>
       <w:tab/>
       <w:tab/>
-      <w:t>2026-02-17</w:t>
+      <w:t>2026-02-19</w:t>
       <w:br/>
       <w:br/>
     </w:r>

--- a/tillsyn/A 58017-2025 tillsynsbegäran.docx
+++ b/tillsyn/A 58017-2025 tillsynsbegäran.docx
@@ -247,7 +247,7 @@
     <w:r>
       <w:tab/>
       <w:tab/>
-      <w:t>2026-02-19</w:t>
+      <w:t>2026-02-20</w:t>
       <w:br/>
       <w:br/>
     </w:r>

--- a/tillsyn/A 58017-2025 tillsynsbegäran.docx
+++ b/tillsyn/A 58017-2025 tillsynsbegäran.docx
@@ -247,7 +247,7 @@
     <w:r>
       <w:tab/>
       <w:tab/>
-      <w:t>2026-02-20</w:t>
+      <w:t>2026-02-21</w:t>
       <w:br/>
       <w:br/>
     </w:r>

--- a/tillsyn/A 58017-2025 tillsynsbegäran.docx
+++ b/tillsyn/A 58017-2025 tillsynsbegäran.docx
@@ -247,7 +247,7 @@
     <w:r>
       <w:tab/>
       <w:tab/>
-      <w:t>2026-02-21</w:t>
+      <w:t>2026-02-22</w:t>
       <w:br/>
       <w:br/>
     </w:r>

--- a/tillsyn/A 58017-2025 tillsynsbegäran.docx
+++ b/tillsyn/A 58017-2025 tillsynsbegäran.docx
@@ -247,7 +247,7 @@
     <w:r>
       <w:tab/>
       <w:tab/>
-      <w:t>2026-02-22</w:t>
+      <w:t>2026-02-23</w:t>
       <w:br/>
       <w:br/>
     </w:r>

--- a/tillsyn/A 58017-2025 tillsynsbegäran.docx
+++ b/tillsyn/A 58017-2025 tillsynsbegäran.docx
@@ -247,7 +247,7 @@
     <w:r>
       <w:tab/>
       <w:tab/>
-      <w:t>2026-02-23</w:t>
+      <w:t>2026-02-24</w:t>
       <w:br/>
       <w:br/>
     </w:r>

--- a/tillsyn/A 58017-2025 tillsynsbegäran.docx
+++ b/tillsyn/A 58017-2025 tillsynsbegäran.docx
@@ -247,7 +247,7 @@
     <w:r>
       <w:tab/>
       <w:tab/>
-      <w:t>2026-02-24</w:t>
+      <w:t>2026-02-25</w:t>
       <w:br/>
       <w:br/>
     </w:r>

--- a/tillsyn/A 58017-2025 tillsynsbegäran.docx
+++ b/tillsyn/A 58017-2025 tillsynsbegäran.docx
@@ -247,7 +247,7 @@
     <w:r>
       <w:tab/>
       <w:tab/>
-      <w:t>2026-02-25</w:t>
+      <w:t>2026-02-26</w:t>
       <w:br/>
       <w:br/>
     </w:r>

--- a/tillsyn/A 58017-2025 tillsynsbegäran.docx
+++ b/tillsyn/A 58017-2025 tillsynsbegäran.docx
@@ -247,7 +247,7 @@
     <w:r>
       <w:tab/>
       <w:tab/>
-      <w:t>2026-02-26</w:t>
+      <w:t>2026-02-28</w:t>
       <w:br/>
       <w:br/>
     </w:r>

--- a/tillsyn/A 58017-2025 tillsynsbegäran.docx
+++ b/tillsyn/A 58017-2025 tillsynsbegäran.docx
@@ -247,7 +247,7 @@
     <w:r>
       <w:tab/>
       <w:tab/>
-      <w:t>2026-02-28</w:t>
+      <w:t>2026-03-01</w:t>
       <w:br/>
       <w:br/>
     </w:r>

--- a/tillsyn/A 58017-2025 tillsynsbegäran.docx
+++ b/tillsyn/A 58017-2025 tillsynsbegäran.docx
@@ -247,7 +247,7 @@
     <w:r>
       <w:tab/>
       <w:tab/>
-      <w:t>2026-03-01</w:t>
+      <w:t>2026-03-02</w:t>
       <w:br/>
       <w:br/>
     </w:r>

--- a/tillsyn/A 58017-2025 tillsynsbegäran.docx
+++ b/tillsyn/A 58017-2025 tillsynsbegäran.docx
@@ -247,7 +247,7 @@
     <w:r>
       <w:tab/>
       <w:tab/>
-      <w:t>2026-03-02</w:t>
+      <w:t>2026-03-03</w:t>
       <w:br/>
       <w:br/>
     </w:r>

--- a/tillsyn/A 58017-2025 tillsynsbegäran.docx
+++ b/tillsyn/A 58017-2025 tillsynsbegäran.docx
@@ -247,7 +247,7 @@
     <w:r>
       <w:tab/>
       <w:tab/>
-      <w:t>2026-03-03</w:t>
+      <w:t>2026-03-04</w:t>
       <w:br/>
       <w:br/>
     </w:r>

--- a/tillsyn/A 58017-2025 tillsynsbegäran.docx
+++ b/tillsyn/A 58017-2025 tillsynsbegäran.docx
@@ -247,7 +247,7 @@
     <w:r>
       <w:tab/>
       <w:tab/>
-      <w:t>2026-03-04</w:t>
+      <w:t>2026-03-05</w:t>
       <w:br/>
       <w:br/>
     </w:r>

--- a/tillsyn/A 58017-2025 tillsynsbegäran.docx
+++ b/tillsyn/A 58017-2025 tillsynsbegäran.docx
@@ -247,7 +247,7 @@
     <w:r>
       <w:tab/>
       <w:tab/>
-      <w:t>2026-03-05</w:t>
+      <w:t>2026-03-06</w:t>
       <w:br/>
       <w:br/>
     </w:r>

--- a/tillsyn/A 58017-2025 tillsynsbegäran.docx
+++ b/tillsyn/A 58017-2025 tillsynsbegäran.docx
@@ -247,7 +247,7 @@
     <w:r>
       <w:tab/>
       <w:tab/>
-      <w:t>2026-03-06</w:t>
+      <w:t>2026-03-07</w:t>
       <w:br/>
       <w:br/>
     </w:r>

--- a/tillsyn/A 58017-2025 tillsynsbegäran.docx
+++ b/tillsyn/A 58017-2025 tillsynsbegäran.docx
@@ -247,7 +247,7 @@
     <w:r>
       <w:tab/>
       <w:tab/>
-      <w:t>2026-03-07</w:t>
+      <w:t>2026-03-08</w:t>
       <w:br/>
       <w:br/>
     </w:r>

--- a/tillsyn/A 58017-2025 tillsynsbegäran.docx
+++ b/tillsyn/A 58017-2025 tillsynsbegäran.docx
@@ -247,7 +247,7 @@
     <w:r>
       <w:tab/>
       <w:tab/>
-      <w:t>2026-03-08</w:t>
+      <w:t>2026-03-09</w:t>
       <w:br/>
       <w:br/>
     </w:r>

--- a/tillsyn/A 58017-2025 tillsynsbegäran.docx
+++ b/tillsyn/A 58017-2025 tillsynsbegäran.docx
@@ -247,7 +247,7 @@
     <w:r>
       <w:tab/>
       <w:tab/>
-      <w:t>2026-03-09</w:t>
+      <w:t>2026-03-10</w:t>
       <w:br/>
       <w:br/>
     </w:r>

--- a/tillsyn/A 58017-2025 tillsynsbegäran.docx
+++ b/tillsyn/A 58017-2025 tillsynsbegäran.docx
@@ -247,7 +247,7 @@
     <w:r>
       <w:tab/>
       <w:tab/>
-      <w:t>2026-03-10</w:t>
+      <w:t>2026-03-11</w:t>
       <w:br/>
       <w:br/>
     </w:r>

--- a/tillsyn/A 58017-2025 tillsynsbegäran.docx
+++ b/tillsyn/A 58017-2025 tillsynsbegäran.docx
@@ -247,7 +247,7 @@
     <w:r>
       <w:tab/>
       <w:tab/>
-      <w:t>2026-03-11</w:t>
+      <w:t>2026-03-12</w:t>
       <w:br/>
       <w:br/>
     </w:r>

--- a/tillsyn/A 58017-2025 tillsynsbegäran.docx
+++ b/tillsyn/A 58017-2025 tillsynsbegäran.docx
@@ -247,7 +247,7 @@
     <w:r>
       <w:tab/>
       <w:tab/>
-      <w:t>2026-03-12</w:t>
+      <w:t>2026-03-13</w:t>
       <w:br/>
       <w:br/>
     </w:r>

--- a/tillsyn/A 58017-2025 tillsynsbegäran.docx
+++ b/tillsyn/A 58017-2025 tillsynsbegäran.docx
@@ -247,7 +247,7 @@
     <w:r>
       <w:tab/>
       <w:tab/>
-      <w:t>2026-05-16</w:t>
+      <w:t>2026-05-17</w:t>
       <w:br/>
       <w:br/>
     </w:r>

--- a/tillsyn/A 58017-2025 tillsynsbegäran.docx
+++ b/tillsyn/A 58017-2025 tillsynsbegäran.docx
@@ -247,7 +247,7 @@
     <w:r>
       <w:tab/>
       <w:tab/>
-      <w:t>2026-05-17</w:t>
+      <w:t>2026-05-18</w:t>
       <w:br/>
       <w:br/>
     </w:r>

--- a/tillsyn/A 58017-2025 tillsynsbegäran.docx
+++ b/tillsyn/A 58017-2025 tillsynsbegäran.docx
@@ -247,7 +247,7 @@
     <w:r>
       <w:tab/>
       <w:tab/>
-      <w:t>2026-05-18</w:t>
+      <w:t>2026-05-19</w:t>
       <w:br/>
       <w:br/>
     </w:r>

--- a/tillsyn/A 58017-2025 tillsynsbegäran.docx
+++ b/tillsyn/A 58017-2025 tillsynsbegäran.docx
@@ -247,7 +247,7 @@
     <w:r>
       <w:tab/>
       <w:tab/>
-      <w:t>2026-05-19</w:t>
+      <w:t>2026-05-20</w:t>
       <w:br/>
       <w:br/>
     </w:r>

--- a/tillsyn/A 58017-2025 tillsynsbegäran.docx
+++ b/tillsyn/A 58017-2025 tillsynsbegäran.docx
@@ -247,7 +247,7 @@
     <w:r>
       <w:tab/>
       <w:tab/>
-      <w:t>2026-05-20</w:t>
+      <w:t>2026-05-21</w:t>
       <w:br/>
       <w:br/>
     </w:r>

--- a/tillsyn/A 58017-2025 tillsynsbegäran.docx
+++ b/tillsyn/A 58017-2025 tillsynsbegäran.docx
@@ -247,7 +247,7 @@
     <w:r>
       <w:tab/>
       <w:tab/>
-      <w:t>2026-05-21</w:t>
+      <w:t>2026-05-22</w:t>
       <w:br/>
       <w:br/>
     </w:r>

--- a/tillsyn/A 58017-2025 tillsynsbegäran.docx
+++ b/tillsyn/A 58017-2025 tillsynsbegäran.docx
@@ -247,7 +247,7 @@
     <w:r>
       <w:tab/>
       <w:tab/>
-      <w:t>2026-05-22</w:t>
+      <w:t>2026-05-23</w:t>
       <w:br/>
       <w:br/>
     </w:r>

--- a/tillsyn/A 58017-2025 tillsynsbegäran.docx
+++ b/tillsyn/A 58017-2025 tillsynsbegäran.docx
@@ -247,7 +247,7 @@
     <w:r>
       <w:tab/>
       <w:tab/>
-      <w:t>2026-05-23</w:t>
+      <w:t>2026-05-24</w:t>
       <w:br/>
       <w:br/>
     </w:r>

--- a/tillsyn/A 58017-2025 tillsynsbegäran.docx
+++ b/tillsyn/A 58017-2025 tillsynsbegäran.docx
@@ -247,7 +247,7 @@
     <w:r>
       <w:tab/>
       <w:tab/>
-      <w:t>2026-05-24</w:t>
+      <w:t>2026-05-25</w:t>
       <w:br/>
       <w:br/>
     </w:r>

--- a/tillsyn/A 58017-2025 tillsynsbegäran.docx
+++ b/tillsyn/A 58017-2025 tillsynsbegäran.docx
@@ -247,7 +247,7 @@
     <w:r>
       <w:tab/>
       <w:tab/>
-      <w:t>2026-05-25</w:t>
+      <w:t>2026-05-26</w:t>
       <w:br/>
       <w:br/>
     </w:r>

--- a/tillsyn/A 58017-2025 tillsynsbegäran.docx
+++ b/tillsyn/A 58017-2025 tillsynsbegäran.docx
@@ -247,7 +247,7 @@
     <w:r>
       <w:tab/>
       <w:tab/>
-      <w:t>2026-05-26</w:t>
+      <w:t>2026-05-27</w:t>
       <w:br/>
       <w:br/>
     </w:r>

--- a/tillsyn/A 58017-2025 tillsynsbegäran.docx
+++ b/tillsyn/A 58017-2025 tillsynsbegäran.docx
@@ -247,7 +247,7 @@
     <w:r>
       <w:tab/>
       <w:tab/>
-      <w:t>2026-05-27</w:t>
+      <w:t>2026-05-28</w:t>
       <w:br/>
       <w:br/>
     </w:r>

--- a/tillsyn/A 58017-2025 tillsynsbegäran.docx
+++ b/tillsyn/A 58017-2025 tillsynsbegäran.docx
@@ -247,7 +247,7 @@
     <w:r>
       <w:tab/>
       <w:tab/>
-      <w:t>2026-05-28</w:t>
+      <w:t>2026-05-29</w:t>
       <w:br/>
       <w:br/>
     </w:r>

--- a/tillsyn/A 58017-2025 tillsynsbegäran.docx
+++ b/tillsyn/A 58017-2025 tillsynsbegäran.docx
@@ -247,7 +247,7 @@
     <w:r>
       <w:tab/>
       <w:tab/>
-      <w:t>2026-05-29</w:t>
+      <w:t>2026-05-30</w:t>
       <w:br/>
       <w:br/>
     </w:r>

--- a/tillsyn/A 58017-2025 tillsynsbegäran.docx
+++ b/tillsyn/A 58017-2025 tillsynsbegäran.docx
@@ -247,7 +247,7 @@
     <w:r>
       <w:tab/>
       <w:tab/>
-      <w:t>2026-05-30</w:t>
+      <w:t>2026-05-31</w:t>
       <w:br/>
       <w:br/>
     </w:r>

--- a/tillsyn/A 58017-2025 tillsynsbegäran.docx
+++ b/tillsyn/A 58017-2025 tillsynsbegäran.docx
@@ -247,7 +247,7 @@
     <w:r>
       <w:tab/>
       <w:tab/>
-      <w:t>2026-05-31</w:t>
+      <w:t>2026-06-01</w:t>
       <w:br/>
       <w:br/>
     </w:r>

--- a/tillsyn/A 58017-2025 tillsynsbegäran.docx
+++ b/tillsyn/A 58017-2025 tillsynsbegäran.docx
@@ -247,7 +247,7 @@
     <w:r>
       <w:tab/>
       <w:tab/>
-      <w:t>2026-06-01</w:t>
+      <w:t>2026-06-02</w:t>
       <w:br/>
       <w:br/>
     </w:r>

--- a/tillsyn/A 58017-2025 tillsynsbegäran.docx
+++ b/tillsyn/A 58017-2025 tillsynsbegäran.docx
@@ -247,7 +247,7 @@
     <w:r>
       <w:tab/>
       <w:tab/>
-      <w:t>2026-06-02</w:t>
+      <w:t>2026-06-03</w:t>
       <w:br/>
       <w:br/>
     </w:r>

--- a/tillsyn/A 58017-2025 tillsynsbegäran.docx
+++ b/tillsyn/A 58017-2025 tillsynsbegäran.docx
@@ -247,7 +247,7 @@
     <w:r>
       <w:tab/>
       <w:tab/>
-      <w:t>2026-06-03</w:t>
+      <w:t>2026-06-04</w:t>
       <w:br/>
       <w:br/>
     </w:r>

--- a/tillsyn/A 58017-2025 tillsynsbegäran.docx
+++ b/tillsyn/A 58017-2025 tillsynsbegäran.docx
@@ -247,7 +247,7 @@
     <w:r>
       <w:tab/>
       <w:tab/>
-      <w:t>2026-06-04</w:t>
+      <w:t>2026-06-05</w:t>
       <w:br/>
       <w:br/>
     </w:r>

--- a/tillsyn/A 58017-2025 tillsynsbegäran.docx
+++ b/tillsyn/A 58017-2025 tillsynsbegäran.docx
@@ -247,7 +247,7 @@
     <w:r>
       <w:tab/>
       <w:tab/>
-      <w:t>2026-06-05</w:t>
+      <w:t>2026-06-06</w:t>
       <w:br/>
       <w:br/>
     </w:r>

--- a/tillsyn/A 58017-2025 tillsynsbegäran.docx
+++ b/tillsyn/A 58017-2025 tillsynsbegäran.docx
@@ -247,7 +247,7 @@
     <w:r>
       <w:tab/>
       <w:tab/>
-      <w:t>2026-06-06</w:t>
+      <w:t>2026-06-07</w:t>
       <w:br/>
       <w:br/>
     </w:r>

--- a/tillsyn/A 58017-2025 tillsynsbegäran.docx
+++ b/tillsyn/A 58017-2025 tillsynsbegäran.docx
@@ -247,7 +247,7 @@
     <w:r>
       <w:tab/>
       <w:tab/>
-      <w:t>2026-06-07</w:t>
+      <w:t>2026-06-08</w:t>
       <w:br/>
       <w:br/>
     </w:r>

--- a/tillsyn/A 58017-2025 tillsynsbegäran.docx
+++ b/tillsyn/A 58017-2025 tillsynsbegäran.docx
@@ -247,7 +247,7 @@
     <w:r>
       <w:tab/>
       <w:tab/>
-      <w:t>2026-06-08</w:t>
+      <w:t>2026-06-09</w:t>
       <w:br/>
       <w:br/>
     </w:r>

--- a/tillsyn/A 58017-2025 tillsynsbegäran.docx
+++ b/tillsyn/A 58017-2025 tillsynsbegäran.docx
@@ -247,7 +247,7 @@
     <w:r>
       <w:tab/>
       <w:tab/>
-      <w:t>2026-06-09</w:t>
+      <w:t>2026-06-10</w:t>
       <w:br/>
       <w:br/>
     </w:r>

--- a/tillsyn/A 58017-2025 tillsynsbegäran.docx
+++ b/tillsyn/A 58017-2025 tillsynsbegäran.docx
@@ -247,7 +247,7 @@
     <w:r>
       <w:tab/>
       <w:tab/>
-      <w:t>2026-06-10</w:t>
+      <w:t>2026-06-11</w:t>
       <w:br/>
       <w:br/>
     </w:r>

--- a/tillsyn/A 58017-2025 tillsynsbegäran.docx
+++ b/tillsyn/A 58017-2025 tillsynsbegäran.docx
@@ -247,7 +247,7 @@
     <w:r>
       <w:tab/>
       <w:tab/>
-      <w:t>2026-06-11</w:t>
+      <w:t>2026-06-12</w:t>
       <w:br/>
       <w:br/>
     </w:r>

--- a/tillsyn/A 58017-2025 tillsynsbegäran.docx
+++ b/tillsyn/A 58017-2025 tillsynsbegäran.docx
@@ -247,7 +247,7 @@
     <w:r>
       <w:tab/>
       <w:tab/>
-      <w:t>2026-06-12</w:t>
+      <w:t>2026-06-13</w:t>
       <w:br/>
       <w:br/>
     </w:r>

--- a/tillsyn/A 58017-2025 tillsynsbegäran.docx
+++ b/tillsyn/A 58017-2025 tillsynsbegäran.docx
@@ -247,7 +247,7 @@
     <w:r>
       <w:tab/>
       <w:tab/>
-      <w:t>2026-06-13</w:t>
+      <w:t>2026-06-14</w:t>
       <w:br/>
       <w:br/>
     </w:r>

--- a/tillsyn/A 58017-2025 tillsynsbegäran.docx
+++ b/tillsyn/A 58017-2025 tillsynsbegäran.docx
@@ -247,7 +247,7 @@
     <w:r>
       <w:tab/>
       <w:tab/>
-      <w:t>2026-06-15</w:t>
+      <w:t>2026-06-16</w:t>
       <w:br/>
       <w:br/>
     </w:r>

--- a/tillsyn/A 58017-2025 tillsynsbegäran.docx
+++ b/tillsyn/A 58017-2025 tillsynsbegäran.docx
@@ -247,7 +247,7 @@
     <w:r>
       <w:tab/>
       <w:tab/>
-      <w:t>2026-06-16</w:t>
+      <w:t>2026-06-17</w:t>
       <w:br/>
       <w:br/>
     </w:r>

--- a/tillsyn/A 58017-2025 tillsynsbegäran.docx
+++ b/tillsyn/A 58017-2025 tillsynsbegäran.docx
@@ -296,7 +296,7 @@
     <w:r>
       <w:tab/>
       <w:tab/>
-      <w:t>2026-09-07</w:t>
+      <w:t>2026-09-08</w:t>
       <w:br/>
       <w:br/>
     </w:r>

--- a/tillsyn/A 58017-2025 tillsynsbegäran.docx
+++ b/tillsyn/A 58017-2025 tillsynsbegäran.docx
@@ -22,7 +22,7 @@
       <w:r>
         <w:drawing>
           <wp:inline xmlns:a="http://schemas.openxmlformats.org/drawingml/2006/main" xmlns:pic="http://schemas.openxmlformats.org/drawingml/2006/picture">
-            <wp:extent cx="5394054" cy="5724000"/>
+            <wp:extent cx="5286208" cy="5724000"/>
             <wp:docPr id="1" name="Picture 1"/>
             <wp:cNvGraphicFramePr>
               <a:graphicFrameLocks noChangeAspect="1"/>
@@ -43,7 +43,7 @@
                   <pic:spPr>
                     <a:xfrm>
                       <a:off x="0" y="0"/>
-                      <a:ext cx="5394054" cy="5724000"/>
+                      <a:ext cx="5286208" cy="5724000"/>
                     </a:xfrm>
                     <a:prstGeom prst="rect"/>
                   </pic:spPr>
@@ -60,12 +60,12 @@
         <w:spacing w:after="240"/>
       </w:pPr>
       <w:r>
-        <w:t>Figur 1. Fyndplatser för naturvårdsarter i och inom 5 meter från avverkningsanmälan. Markörer utan svart kant är placerade på fyndplatsen. Markörer med svart kant är placerade vid sidan av fyndplatsen och har ett svart streck som visar fyndplatsens exakta position. Kartans mittpunktskoordinat är N 6316318, E 570227 i SWEREF 99 TM.</w:t>
+        <w:t>Figur 1. Fyndplatser för naturvårdsarter i och inom 9 meter från avverkningsanmälan. Markörer utan svart kant är placerade på fyndplatsen. Markörer med svart kant är placerade vid sidan av fyndplatsen och har ett svart streck som visar fyndplatsens exakta position. Kartans mittpunktskoordinat är N 6316318, E 570227 i SWEREF 99 TM.</w:t>
       </w:r>
     </w:p>
     <w:p>
       <w:r>
-        <w:t>I och inom 5 meter från avverkningsanmälan finns fynd av 3 naturvårdsarter, varav 2 är typiska (T) och 3 är signalarter (S): björksplintborre (S), blåmossa (S, T) och kornknutmossa (S, T). Se Figur 1.</w:t>
+        <w:t>I och inom 9 meter från avverkningsanmälan finns fynd av 4 naturvårdsarter, varav 1 är rödlistad, 2 är typiska (T) och 3 är signalarter (S): backvickermal (EN), björksplintborre (S), blåmossa (S, T) och kornknutmossa (S, T). Se Figur 1.</w:t>
       </w:r>
     </w:p>
     <w:p>
@@ -296,7 +296,7 @@
     <w:r>
       <w:tab/>
       <w:tab/>
-      <w:t>2026-09-08</w:t>
+      <w:t>2026-09-09</w:t>
       <w:br/>
       <w:br/>
     </w:r>

--- a/tillsyn/A 58017-2025 tillsynsbegäran.docx
+++ b/tillsyn/A 58017-2025 tillsynsbegäran.docx
@@ -296,7 +296,7 @@
     <w:r>
       <w:tab/>
       <w:tab/>
-      <w:t>2026-09-09</w:t>
+      <w:t>2026-09-10</w:t>
       <w:br/>
       <w:br/>
     </w:r>

--- a/tillsyn/A 58017-2025 tillsynsbegäran.docx
+++ b/tillsyn/A 58017-2025 tillsynsbegäran.docx
@@ -296,7 +296,7 @@
     <w:r>
       <w:tab/>
       <w:tab/>
-      <w:t>2026-09-10</w:t>
+      <w:t>2026-09-11</w:t>
       <w:br/>
       <w:br/>
     </w:r>

--- a/tillsyn/A 58017-2025 tillsynsbegäran.docx
+++ b/tillsyn/A 58017-2025 tillsynsbegäran.docx
@@ -296,7 +296,7 @@
     <w:r>
       <w:tab/>
       <w:tab/>
-      <w:t>2026-09-11</w:t>
+      <w:t>2026-09-12</w:t>
       <w:br/>
       <w:br/>
     </w:r>

--- a/tillsyn/A 58017-2025 tillsynsbegäran.docx
+++ b/tillsyn/A 58017-2025 tillsynsbegäran.docx
@@ -296,7 +296,7 @@
     <w:r>
       <w:tab/>
       <w:tab/>
-      <w:t>2026-09-12</w:t>
+      <w:t>2026-09-13</w:t>
       <w:br/>
       <w:br/>
     </w:r>
